--- a/Gruppe01_D1_Architektur-Blueprint_v1.0.docx
+++ b/Gruppe01_D1_Architektur-Blueprint_v1.0.docx
@@ -34,17 +34,143 @@
         <w:t xml:space="preserve"> – Gruppe 01 – Wireframe</w:t>
       </w:r>
     </w:p>
+    <w:tbl>
+      <w:tblPr>
+        <w:tblStyle w:val="Tabellenraster"/>
+        <w:tblpPr w:leftFromText="141" w:rightFromText="141" w:vertAnchor="page" w:horzAnchor="margin" w:tblpY="2425"/>
+        <w:tblW w:w="0" w:type="auto"/>
+        <w:tblLook w:val="04A0" w:firstRow="1" w:lastRow="0" w:firstColumn="1" w:lastColumn="0" w:noHBand="0" w:noVBand="1"/>
+      </w:tblPr>
+      <w:tblGrid>
+        <w:gridCol w:w="2407"/>
+        <w:gridCol w:w="2407"/>
+        <w:gridCol w:w="2407"/>
+        <w:gridCol w:w="2407"/>
+      </w:tblGrid>
+      <w:tr>
+        <w:tc>
+          <w:tcPr>
+            <w:tcW w:w="2407" w:type="dxa"/>
+            <w:shd w:val="clear" w:color="auto" w:fill="ADADAD" w:themeFill="background2" w:themeFillShade="BF"/>
+          </w:tcPr>
+          <w:p/>
+        </w:tc>
+        <w:tc>
+          <w:tcPr>
+            <w:tcW w:w="2407" w:type="dxa"/>
+            <w:shd w:val="clear" w:color="auto" w:fill="ADADAD" w:themeFill="background2" w:themeFillShade="BF"/>
+          </w:tcPr>
+          <w:p/>
+        </w:tc>
+        <w:tc>
+          <w:tcPr>
+            <w:tcW w:w="2407" w:type="dxa"/>
+            <w:shd w:val="clear" w:color="auto" w:fill="ADADAD" w:themeFill="background2" w:themeFillShade="BF"/>
+          </w:tcPr>
+          <w:p/>
+        </w:tc>
+        <w:tc>
+          <w:tcPr>
+            <w:tcW w:w="2407" w:type="dxa"/>
+            <w:shd w:val="clear" w:color="auto" w:fill="ADADAD" w:themeFill="background2" w:themeFillShade="BF"/>
+          </w:tcPr>
+          <w:p/>
+        </w:tc>
+      </w:tr>
+      <w:tr>
+        <w:tc>
+          <w:tcPr>
+            <w:tcW w:w="2407" w:type="dxa"/>
+            <w:shd w:val="clear" w:color="auto" w:fill="FFFFFF" w:themeFill="background1"/>
+          </w:tcPr>
+          <w:p/>
+        </w:tc>
+        <w:tc>
+          <w:tcPr>
+            <w:tcW w:w="2407" w:type="dxa"/>
+            <w:shd w:val="clear" w:color="auto" w:fill="FFFFFF" w:themeFill="background1"/>
+          </w:tcPr>
+          <w:p/>
+        </w:tc>
+        <w:tc>
+          <w:tcPr>
+            <w:tcW w:w="2407" w:type="dxa"/>
+            <w:shd w:val="clear" w:color="auto" w:fill="FFFFFF" w:themeFill="background1"/>
+          </w:tcPr>
+          <w:p/>
+        </w:tc>
+        <w:tc>
+          <w:tcPr>
+            <w:tcW w:w="2407" w:type="dxa"/>
+            <w:shd w:val="clear" w:color="auto" w:fill="FFFFFF" w:themeFill="background1"/>
+          </w:tcPr>
+          <w:p/>
+        </w:tc>
+      </w:tr>
+      <w:tr>
+        <w:tc>
+          <w:tcPr>
+            <w:tcW w:w="2407" w:type="dxa"/>
+            <w:shd w:val="clear" w:color="auto" w:fill="FFFFFF" w:themeFill="background1"/>
+          </w:tcPr>
+          <w:p/>
+        </w:tc>
+        <w:tc>
+          <w:tcPr>
+            <w:tcW w:w="2407" w:type="dxa"/>
+            <w:shd w:val="clear" w:color="auto" w:fill="FFFFFF" w:themeFill="background1"/>
+          </w:tcPr>
+          <w:p/>
+        </w:tc>
+        <w:tc>
+          <w:tcPr>
+            <w:tcW w:w="2407" w:type="dxa"/>
+            <w:shd w:val="clear" w:color="auto" w:fill="FFFFFF" w:themeFill="background1"/>
+          </w:tcPr>
+          <w:p/>
+        </w:tc>
+        <w:tc>
+          <w:tcPr>
+            <w:tcW w:w="2407" w:type="dxa"/>
+            <w:shd w:val="clear" w:color="auto" w:fill="FFFFFF" w:themeFill="background1"/>
+          </w:tcPr>
+          <w:p/>
+        </w:tc>
+      </w:tr>
+    </w:tbl>
     <w:p>
       <w:pPr>
         <w:rPr>
           <w:b/>
           <w:bCs/>
-          <w:sz w:val="32"/>
-          <w:szCs w:val="32"/>
+        </w:rPr>
+      </w:pPr>
+      <w:r>
+        <w:rPr>
+          <w:b/>
+          <w:bCs/>
+        </w:rPr>
+        <w:t>Versionierung</w:t>
+      </w:r>
+    </w:p>
+    <w:p>
+      <w:pPr>
+        <w:rPr>
+          <w:b/>
+          <w:bCs/>
+        </w:rPr>
+      </w:pPr>
+    </w:p>
+    <w:p>
+      <w:pPr>
+        <w:rPr>
+          <w:b/>
+          <w:bCs/>
         </w:rPr>
       </w:pPr>
     </w:p>
     <w:sectPr>
+      <w:footerReference w:type="default" r:id="rId6"/>
       <w:pgSz w:w="11906" w:h="16838"/>
       <w:pgMar w:top="1134" w:right="1134" w:bottom="1134" w:left="1134" w:header="708" w:footer="708" w:gutter="0"/>
       <w:cols w:space="708"/>
@@ -52,6 +178,144 @@
     </w:sectPr>
   </w:body>
 </w:document>
+</file>
+
+<file path=word/endnotes.xml><?xml version="1.0" encoding="utf-8"?>
+<w:endnotes xmlns:wpc="http://schemas.microsoft.com/office/word/2010/wordprocessingCanvas" xmlns:cx="http://schemas.microsoft.com/office/drawing/2014/chartex" xmlns:cx1="http://schemas.microsoft.com/office/drawing/2015/9/8/chartex" xmlns:cx2="http://schemas.microsoft.com/office/drawing/2015/10/21/chartex" xmlns:cx3="http://schemas.microsoft.com/office/drawing/2016/5/9/chartex" xmlns:cx4="http://schemas.microsoft.com/office/drawing/2016/5/10/chartex" xmlns:cx5="http://schemas.microsoft.com/office/drawing/2016/5/11/chartex" xmlns:cx6="http://schemas.microsoft.com/office/drawing/2016/5/12/chartex" xmlns:cx7="http://schemas.microsoft.com/office/drawing/2016/5/13/chartex" xmlns:cx8="http://schemas.microsoft.com/office/drawing/2016/5/14/chartex" xmlns:mc="http://schemas.openxmlformats.org/markup-compatibility/2006" xmlns:aink="http://schemas.microsoft.com/office/drawing/2016/ink" xmlns:am3d="http://schemas.microsoft.com/office/drawing/2017/model3d" xmlns:o="urn:schemas-microsoft-com:office:office" xmlns:oel="http://schemas.microsoft.com/office/2019/extlst" xmlns:r="http://schemas.openxmlformats.org/officeDocument/2006/relationships" xmlns:m="http://schemas.openxmlformats.org/officeDocument/2006/math" xmlns:v="urn:schemas-microsoft-com:vml" xmlns:wp14="http://schemas.microsoft.com/office/word/2010/wordprocessingDrawing" xmlns:wp="http://schemas.openxmlformats.org/drawingml/2006/wordprocessingDrawing" xmlns:w10="urn:schemas-microsoft-com:office:word" xmlns:w="http://schemas.openxmlformats.org/wordprocessingml/2006/main" xmlns:w14="http://schemas.microsoft.com/office/word/2010/wordml" xmlns:w15="http://schemas.microsoft.com/office/word/2012/wordml" xmlns:w16cex="http://schemas.microsoft.com/office/word/2018/wordml/cex" xmlns:w16cid="http://schemas.microsoft.com/office/word/2016/wordml/cid" xmlns:w16="http://schemas.microsoft.com/office/word/2018/wordml" xmlns:w16du="http://schemas.microsoft.com/office/word/2023/wordml/word16du" xmlns:w16sdtdh="http://schemas.microsoft.com/office/word/2020/wordml/sdtdatahash" xmlns:w16sdtfl="http://schemas.microsoft.com/office/word/2024/wordml/sdtformatlock" xmlns:w16se="http://schemas.microsoft.com/office/word/2015/wordml/symex" xmlns:wpg="http://schemas.microsoft.com/office/word/2010/wordprocessingGroup" xmlns:wpi="http://schemas.microsoft.com/office/word/2010/wordprocessingInk" xmlns:wne="http://schemas.microsoft.com/office/word/2006/wordml" xmlns:wps="http://schemas.microsoft.com/office/word/2010/wordprocessingShape" mc:Ignorable="w14 w15 w16se w16cid w16 w16cex w16sdtdh w16sdtfl w16du wp14">
+  <w:endnote w:type="separator" w:id="-1">
+    <w:p>
+      <w:pPr>
+        <w:spacing w:after="0" w:line="240" w:lineRule="auto"/>
+      </w:pPr>
+      <w:r>
+        <w:separator/>
+      </w:r>
+    </w:p>
+  </w:endnote>
+  <w:endnote w:type="continuationSeparator" w:id="0">
+    <w:p>
+      <w:pPr>
+        <w:spacing w:after="0" w:line="240" w:lineRule="auto"/>
+      </w:pPr>
+      <w:r>
+        <w:continuationSeparator/>
+      </w:r>
+    </w:p>
+  </w:endnote>
+</w:endnotes>
+</file>
+
+<file path=word/footer1.xml><?xml version="1.0" encoding="utf-8"?>
+<w:ftr xmlns:wpc="http://schemas.microsoft.com/office/word/2010/wordprocessingCanvas" xmlns:cx="http://schemas.microsoft.com/office/drawing/2014/chartex" xmlns:cx1="http://schemas.microsoft.com/office/drawing/2015/9/8/chartex" xmlns:cx2="http://schemas.microsoft.com/office/drawing/2015/10/21/chartex" xmlns:cx3="http://schemas.microsoft.com/office/drawing/2016/5/9/chartex" xmlns:cx4="http://schemas.microsoft.com/office/drawing/2016/5/10/chartex" xmlns:cx5="http://schemas.microsoft.com/office/drawing/2016/5/11/chartex" xmlns:cx6="http://schemas.microsoft.com/office/drawing/2016/5/12/chartex" xmlns:cx7="http://schemas.microsoft.com/office/drawing/2016/5/13/chartex" xmlns:cx8="http://schemas.microsoft.com/office/drawing/2016/5/14/chartex" xmlns:mc="http://schemas.openxmlformats.org/markup-compatibility/2006" xmlns:aink="http://schemas.microsoft.com/office/drawing/2016/ink" xmlns:am3d="http://schemas.microsoft.com/office/drawing/2017/model3d" xmlns:o="urn:schemas-microsoft-com:office:office" xmlns:oel="http://schemas.microsoft.com/office/2019/extlst" xmlns:r="http://schemas.openxmlformats.org/officeDocument/2006/relationships" xmlns:m="http://schemas.openxmlformats.org/officeDocument/2006/math" xmlns:v="urn:schemas-microsoft-com:vml" xmlns:wp14="http://schemas.microsoft.com/office/word/2010/wordprocessingDrawing" xmlns:wp="http://schemas.openxmlformats.org/drawingml/2006/wordprocessingDrawing" xmlns:w10="urn:schemas-microsoft-com:office:word" xmlns:w="http://schemas.openxmlformats.org/wordprocessingml/2006/main" xmlns:w14="http://schemas.microsoft.com/office/word/2010/wordml" xmlns:w15="http://schemas.microsoft.com/office/word/2012/wordml" xmlns:w16cex="http://schemas.microsoft.com/office/word/2018/wordml/cex" xmlns:w16cid="http://schemas.microsoft.com/office/word/2016/wordml/cid" xmlns:w16="http://schemas.microsoft.com/office/word/2018/wordml" xmlns:w16du="http://schemas.microsoft.com/office/word/2023/wordml/word16du" xmlns:w16sdtdh="http://schemas.microsoft.com/office/word/2020/wordml/sdtdatahash" xmlns:w16sdtfl="http://schemas.microsoft.com/office/word/2024/wordml/sdtformatlock" xmlns:w16se="http://schemas.microsoft.com/office/word/2015/wordml/symex" xmlns:wpg="http://schemas.microsoft.com/office/word/2010/wordprocessingGroup" xmlns:wpi="http://schemas.microsoft.com/office/word/2010/wordprocessingInk" xmlns:wne="http://schemas.microsoft.com/office/word/2006/wordml" xmlns:wps="http://schemas.microsoft.com/office/word/2010/wordprocessingShape" mc:Ignorable="w14 w15 w16se w16cid w16 w16cex w16sdtdh w16sdtfl w16du wp14">
+  <w:sdt>
+    <w:sdtPr>
+      <w:rPr>
+        <w:rFonts w:asciiTheme="majorHAnsi" w:eastAsiaTheme="majorEastAsia" w:hAnsiTheme="majorHAnsi" w:cstheme="majorBidi"/>
+        <w:sz w:val="28"/>
+        <w:szCs w:val="28"/>
+        <w:lang w:val="de-DE"/>
+      </w:rPr>
+      <w:id w:val="-1727446379"/>
+      <w:docPartObj>
+        <w:docPartGallery w:val="Page Numbers (Bottom of Page)"/>
+        <w:docPartUnique/>
+      </w:docPartObj>
+    </w:sdtPr>
+    <w:sdtEndPr>
+      <w:rPr>
+        <w:lang w:val="de-CH"/>
+      </w:rPr>
+    </w:sdtEndPr>
+    <w:sdtContent>
+      <w:p>
+        <w:pPr>
+          <w:pStyle w:val="Fuzeile"/>
+          <w:jc w:val="right"/>
+          <w:rPr>
+            <w:rFonts w:asciiTheme="majorHAnsi" w:eastAsiaTheme="majorEastAsia" w:hAnsiTheme="majorHAnsi" w:cstheme="majorBidi"/>
+            <w:sz w:val="28"/>
+            <w:szCs w:val="28"/>
+          </w:rPr>
+        </w:pPr>
+        <w:r>
+          <w:rPr>
+            <w:rFonts w:asciiTheme="majorHAnsi" w:eastAsiaTheme="majorEastAsia" w:hAnsiTheme="majorHAnsi" w:cstheme="majorBidi"/>
+            <w:sz w:val="28"/>
+            <w:szCs w:val="28"/>
+            <w:lang w:val="de-DE"/>
+          </w:rPr>
+          <w:t xml:space="preserve">S. </w:t>
+        </w:r>
+        <w:r>
+          <w:rPr>
+            <w:rFonts w:eastAsiaTheme="minorEastAsia" w:cs="Times New Roman"/>
+            <w:sz w:val="22"/>
+            <w:szCs w:val="22"/>
+          </w:rPr>
+          <w:fldChar w:fldCharType="begin"/>
+        </w:r>
+        <w:r>
+          <w:instrText>PAGE    \* MERGEFORMAT</w:instrText>
+        </w:r>
+        <w:r>
+          <w:rPr>
+            <w:rFonts w:eastAsiaTheme="minorEastAsia" w:cs="Times New Roman"/>
+            <w:sz w:val="22"/>
+            <w:szCs w:val="22"/>
+          </w:rPr>
+          <w:fldChar w:fldCharType="separate"/>
+        </w:r>
+        <w:r>
+          <w:rPr>
+            <w:rFonts w:asciiTheme="majorHAnsi" w:eastAsiaTheme="majorEastAsia" w:hAnsiTheme="majorHAnsi" w:cstheme="majorBidi"/>
+            <w:sz w:val="28"/>
+            <w:szCs w:val="28"/>
+            <w:lang w:val="de-DE"/>
+          </w:rPr>
+          <w:t>2</w:t>
+        </w:r>
+        <w:r>
+          <w:rPr>
+            <w:rFonts w:asciiTheme="majorHAnsi" w:eastAsiaTheme="majorEastAsia" w:hAnsiTheme="majorHAnsi" w:cstheme="majorBidi"/>
+            <w:sz w:val="28"/>
+            <w:szCs w:val="28"/>
+          </w:rPr>
+          <w:fldChar w:fldCharType="end"/>
+        </w:r>
+      </w:p>
+    </w:sdtContent>
+  </w:sdt>
+  <w:p>
+    <w:pPr>
+      <w:pStyle w:val="Fuzeile"/>
+    </w:pPr>
+  </w:p>
+</w:ftr>
+</file>
+
+<file path=word/footnotes.xml><?xml version="1.0" encoding="utf-8"?>
+<w:footnotes xmlns:wpc="http://schemas.microsoft.com/office/word/2010/wordprocessingCanvas" xmlns:cx="http://schemas.microsoft.com/office/drawing/2014/chartex" xmlns:cx1="http://schemas.microsoft.com/office/drawing/2015/9/8/chartex" xmlns:cx2="http://schemas.microsoft.com/office/drawing/2015/10/21/chartex" xmlns:cx3="http://schemas.microsoft.com/office/drawing/2016/5/9/chartex" xmlns:cx4="http://schemas.microsoft.com/office/drawing/2016/5/10/chartex" xmlns:cx5="http://schemas.microsoft.com/office/drawing/2016/5/11/chartex" xmlns:cx6="http://schemas.microsoft.com/office/drawing/2016/5/12/chartex" xmlns:cx7="http://schemas.microsoft.com/office/drawing/2016/5/13/chartex" xmlns:cx8="http://schemas.microsoft.com/office/drawing/2016/5/14/chartex" xmlns:mc="http://schemas.openxmlformats.org/markup-compatibility/2006" xmlns:aink="http://schemas.microsoft.com/office/drawing/2016/ink" xmlns:am3d="http://schemas.microsoft.com/office/drawing/2017/model3d" xmlns:o="urn:schemas-microsoft-com:office:office" xmlns:oel="http://schemas.microsoft.com/office/2019/extlst" xmlns:r="http://schemas.openxmlformats.org/officeDocument/2006/relationships" xmlns:m="http://schemas.openxmlformats.org/officeDocument/2006/math" xmlns:v="urn:schemas-microsoft-com:vml" xmlns:wp14="http://schemas.microsoft.com/office/word/2010/wordprocessingDrawing" xmlns:wp="http://schemas.openxmlformats.org/drawingml/2006/wordprocessingDrawing" xmlns:w10="urn:schemas-microsoft-com:office:word" xmlns:w="http://schemas.openxmlformats.org/wordprocessingml/2006/main" xmlns:w14="http://schemas.microsoft.com/office/word/2010/wordml" xmlns:w15="http://schemas.microsoft.com/office/word/2012/wordml" xmlns:w16cex="http://schemas.microsoft.com/office/word/2018/wordml/cex" xmlns:w16cid="http://schemas.microsoft.com/office/word/2016/wordml/cid" xmlns:w16="http://schemas.microsoft.com/office/word/2018/wordml" xmlns:w16du="http://schemas.microsoft.com/office/word/2023/wordml/word16du" xmlns:w16sdtdh="http://schemas.microsoft.com/office/word/2020/wordml/sdtdatahash" xmlns:w16sdtfl="http://schemas.microsoft.com/office/word/2024/wordml/sdtformatlock" xmlns:w16se="http://schemas.microsoft.com/office/word/2015/wordml/symex" xmlns:wpg="http://schemas.microsoft.com/office/word/2010/wordprocessingGroup" xmlns:wpi="http://schemas.microsoft.com/office/word/2010/wordprocessingInk" xmlns:wne="http://schemas.microsoft.com/office/word/2006/wordml" xmlns:wps="http://schemas.microsoft.com/office/word/2010/wordprocessingShape" mc:Ignorable="w14 w15 w16se w16cid w16 w16cex w16sdtdh w16sdtfl w16du wp14">
+  <w:footnote w:type="separator" w:id="-1">
+    <w:p>
+      <w:pPr>
+        <w:spacing w:after="0" w:line="240" w:lineRule="auto"/>
+      </w:pPr>
+      <w:r>
+        <w:separator/>
+      </w:r>
+    </w:p>
+  </w:footnote>
+  <w:footnote w:type="continuationSeparator" w:id="0">
+    <w:p>
+      <w:pPr>
+        <w:spacing w:after="0" w:line="240" w:lineRule="auto"/>
+      </w:pPr>
+      <w:r>
+        <w:continuationSeparator/>
+      </w:r>
+    </w:p>
+  </w:footnote>
+</w:footnotes>
 </file>
 
 <file path=word/styles.xml><?xml version="1.0" encoding="utf-8"?>
@@ -971,6 +1235,69 @@
       <w:spacing w:val="5"/>
     </w:rPr>
   </w:style>
+  <w:style w:type="paragraph" w:styleId="Kopfzeile">
+    <w:name w:val="header"/>
+    <w:basedOn w:val="Standard"/>
+    <w:link w:val="KopfzeileZchn"/>
+    <w:uiPriority w:val="99"/>
+    <w:unhideWhenUsed/>
+    <w:rsid w:val="00CE5BF9"/>
+    <w:pPr>
+      <w:tabs>
+        <w:tab w:val="center" w:pos="4536"/>
+        <w:tab w:val="right" w:pos="9072"/>
+      </w:tabs>
+      <w:spacing w:after="0" w:line="240" w:lineRule="auto"/>
+    </w:pPr>
+  </w:style>
+  <w:style w:type="character" w:customStyle="1" w:styleId="KopfzeileZchn">
+    <w:name w:val="Kopfzeile Zchn"/>
+    <w:basedOn w:val="Absatz-Standardschriftart"/>
+    <w:link w:val="Kopfzeile"/>
+    <w:uiPriority w:val="99"/>
+    <w:rsid w:val="00CE5BF9"/>
+  </w:style>
+  <w:style w:type="paragraph" w:styleId="Fuzeile">
+    <w:name w:val="footer"/>
+    <w:basedOn w:val="Standard"/>
+    <w:link w:val="FuzeileZchn"/>
+    <w:uiPriority w:val="99"/>
+    <w:unhideWhenUsed/>
+    <w:rsid w:val="00CE5BF9"/>
+    <w:pPr>
+      <w:tabs>
+        <w:tab w:val="center" w:pos="4536"/>
+        <w:tab w:val="right" w:pos="9072"/>
+      </w:tabs>
+      <w:spacing w:after="0" w:line="240" w:lineRule="auto"/>
+    </w:pPr>
+  </w:style>
+  <w:style w:type="character" w:customStyle="1" w:styleId="FuzeileZchn">
+    <w:name w:val="Fußzeile Zchn"/>
+    <w:basedOn w:val="Absatz-Standardschriftart"/>
+    <w:link w:val="Fuzeile"/>
+    <w:uiPriority w:val="99"/>
+    <w:rsid w:val="00CE5BF9"/>
+  </w:style>
+  <w:style w:type="table" w:styleId="Tabellenraster">
+    <w:name w:val="Table Grid"/>
+    <w:basedOn w:val="NormaleTabelle"/>
+    <w:uiPriority w:val="39"/>
+    <w:rsid w:val="00403868"/>
+    <w:pPr>
+      <w:spacing w:after="0" w:line="240" w:lineRule="auto"/>
+    </w:pPr>
+    <w:tblPr>
+      <w:tblBorders>
+        <w:top w:val="single" w:sz="4" w:space="0" w:color="auto"/>
+        <w:left w:val="single" w:sz="4" w:space="0" w:color="auto"/>
+        <w:bottom w:val="single" w:sz="4" w:space="0" w:color="auto"/>
+        <w:right w:val="single" w:sz="4" w:space="0" w:color="auto"/>
+        <w:insideH w:val="single" w:sz="4" w:space="0" w:color="auto"/>
+        <w:insideV w:val="single" w:sz="4" w:space="0" w:color="auto"/>
+      </w:tblBorders>
+    </w:tblPr>
+  </w:style>
 </w:styles>
 </file>
 
